--- a/テレアポスクリプト_名刺交換後.docx
+++ b/テレアポスクリプト_名刺交換後.docx
@@ -479,6 +479,151 @@
           <w:szCs w:val="22"/>
         </w:rPr>
         <w:t xml:space="preserve"> → 承知しました。お仕事でお役に立てるご縁があれば、ぜひご紹介させてください。</w:t>
+      </w:r>
+    </w:p>
+    <w:p>
+      <w:pPr>
+        <w:pageBreakBefore/>
+      </w:pPr>
+    </w:p>
+    <w:p>
+      <w:pPr>
+        <w:pBdr>
+          <w:bottom w:val="single" w:color="1F4E79" w:sz="6" w:space="2"/>
+        </w:pBdr>
+        <w:spacing w:after="80" w:before="200"/>
+      </w:pPr>
+      <w:r>
+        <w:rPr>
+          <w:rFonts w:ascii="Meiryo" w:cs="Meiryo" w:eastAsia="Meiryo" w:hAnsi="Meiryo"/>
+          <w:b/>
+          <w:bCs/>
+          <w:color w:val="1F4E79"/>
+          <w:sz w:val="24"/>
+          <w:szCs w:val="24"/>
+        </w:rPr>
+        <w:t xml:space="preserve">出なかった時のショートメール</w:t>
+      </w:r>
+    </w:p>
+    <w:p>
+      <w:pPr>
+        <w:spacing w:after="60"/>
+      </w:pPr>
+      <w:r>
+        <w:rPr>
+          <w:rFonts w:ascii="Meiryo" w:cs="Meiryo" w:eastAsia="Meiryo" w:hAnsi="Meiryo"/>
+          <w:b/>
+          <w:bCs/>
+          <w:sz w:val="22"/>
+          <w:szCs w:val="22"/>
+        </w:rPr>
+        <w:t xml:space="preserve">通常版</w:t>
+      </w:r>
+    </w:p>
+    <w:p>
+      <w:pPr>
+        <w:spacing w:after="80" w:line="300"/>
+      </w:pPr>
+      <w:r>
+        <w:rPr>
+          <w:rFonts w:ascii="Meiryo" w:cs="Meiryo" w:eastAsia="Meiryo" w:hAnsi="Meiryo"/>
+          <w:sz w:val="22"/>
+          <w:szCs w:val="22"/>
+        </w:rPr>
+        <w:t xml:space="preserve">〇〇様</w:t>
+      </w:r>
+    </w:p>
+    <w:p>
+      <w:pPr>
+        <w:spacing w:after="80" w:line="300"/>
+      </w:pPr>
+      <w:r>
+        <w:rPr>
+          <w:rFonts w:ascii="Meiryo" w:cs="Meiryo" w:eastAsia="Meiryo" w:hAnsi="Meiryo"/>
+          <w:sz w:val="22"/>
+          <w:szCs w:val="22"/>
+        </w:rPr>
+        <w:t xml:space="preserve">〇〇交流会で名刺交換させていただいた、Gift Your Lifeの小野です。</w:t>
+      </w:r>
+    </w:p>
+    <w:p>
+      <w:pPr>
+        <w:spacing w:after="80" w:line="300"/>
+      </w:pPr>
+      <w:r>
+        <w:rPr>
+          <w:rFonts w:ascii="Meiryo" w:cs="Meiryo" w:eastAsia="Meiryo" w:hAnsi="Meiryo"/>
+          <w:sz w:val="22"/>
+          <w:szCs w:val="22"/>
+        </w:rPr>
+        <w:t xml:space="preserve">先ほどお電話いたしましたが、お忙しいところ失礼いたしました。</w:t>
+      </w:r>
+    </w:p>
+    <w:p>
+      <w:pPr>
+        <w:spacing w:after="80" w:line="300"/>
+      </w:pPr>
+      <w:r>
+        <w:rPr>
+          <w:rFonts w:ascii="Meiryo" w:cs="Meiryo" w:eastAsia="Meiryo" w:hAnsi="Meiryo"/>
+          <w:sz w:val="22"/>
+          <w:szCs w:val="22"/>
+        </w:rPr>
+        <w:t xml:space="preserve">老後に向けた資産準備の情報をお伝えしたいのと、交流会で伺いきれなかった〇〇様のお仕事のお話を改めてお聞きしたく、ご連絡いたしました。</w:t>
+      </w:r>
+    </w:p>
+    <w:p>
+      <w:pPr>
+        <w:spacing w:after="80" w:line="300"/>
+      </w:pPr>
+      <w:r>
+        <w:rPr>
+          <w:rFonts w:ascii="Meiryo" w:cs="Meiryo" w:eastAsia="Meiryo" w:hAnsi="Meiryo"/>
+          <w:sz w:val="22"/>
+          <w:szCs w:val="22"/>
+        </w:rPr>
+        <w:t xml:space="preserve">30分ほどお時間いただけましたら、ご希望の場所まで伺います。</w:t>
+      </w:r>
+    </w:p>
+    <w:p>
+      <w:pPr>
+        <w:spacing w:after="80" w:line="300"/>
+      </w:pPr>
+      <w:r>
+        <w:rPr>
+          <w:rFonts w:ascii="Meiryo" w:cs="Meiryo" w:eastAsia="Meiryo" w:hAnsi="Meiryo"/>
+          <w:sz w:val="22"/>
+          <w:szCs w:val="22"/>
+        </w:rPr>
+        <w:t xml:space="preserve">また改めてお電話させていただきます。</w:t>
+      </w:r>
+    </w:p>
+    <w:p>
+      <w:pPr>
+        <w:spacing w:after="60" w:before="160"/>
+      </w:pPr>
+      <w:r>
+        <w:rPr>
+          <w:rFonts w:ascii="Meiryo" w:cs="Meiryo" w:eastAsia="Meiryo" w:hAnsi="Meiryo"/>
+          <w:b/>
+          <w:bCs/>
+          <w:sz w:val="22"/>
+          <w:szCs w:val="22"/>
+        </w:rPr>
+        <w:t xml:space="preserve">短縮版（70字以内）</w:t>
+      </w:r>
+    </w:p>
+    <w:p>
+      <w:pPr>
+        <w:spacing w:after="80" w:line="300"/>
+      </w:pPr>
+      <w:r>
+        <w:rPr>
+          <w:rFonts w:ascii="Meiryo" w:cs="Meiryo" w:eastAsia="Meiryo" w:hAnsi="Meiryo"/>
+          <w:sz w:val="22"/>
+          <w:szCs w:val="22"/>
+        </w:rPr>
+        <w:t xml:space="preserve">〇〇交流会でお会いしたGift Your Lifeの小野です。先ほどお電話しました。また改めてご連絡いたします。</w:t>
       </w:r>
     </w:p>
     <w:sectPr>
